--- a/tests/corpus/word-rules/E-keepnext-chain.docx
+++ b/tests/corpus/word-rules/E-keepnext-chain.docx
@@ -1136,7 +1136,7 @@
         <w:keepNext/>
         <w:spacing w:line="240" w:lineRule="exact"/>
         <w:sectPr>
-          <w:type w:val="continuous"/>
+          <w:type w:val="nextPage"/>
           <w:pgSz w:w="11906" w:h="16838"/>
           <w:pgMar w:top="1440" w:right="1440" w:bottom="1440" w:left="1440" w:header="708" w:footer="708" w:gutter="0"/>
           <w:cols w:space="708"/>
@@ -1309,7 +1309,7 @@
       </w:r>
     </w:p>
     <w:sectPr>
-      <w:type w:val="nextPage"/>
+      <w:type w:val="continuous"/>
       <w:pgSz w:w="11906" w:h="16838"/>
       <w:pgMar w:top="1440" w:right="1440" w:bottom="1440" w:left="1440" w:header="708" w:footer="708" w:gutter="0"/>
       <w:cols w:space="708"/>
